--- a/docs/Vector-Edge-Submission.docx
+++ b/docs/Vector-Edge-Submission.docx
@@ -98,46 +98,46 @@
           <w:sz w:val="22"/>
           <w:szCs w:val="22"/>
         </w:rPr>
-        <w:t xml:space="preserve">• Logo (300x300): media/store-logo-300.png.</w:t>
-      </w:r>
-    </w:p>
-    <w:p>
-      <w:pPr>
-        <w:spacing w:before="0" w:after="60"/>
-        <w:ind w:left="360" w:hanging="360"/>
-      </w:pPr>
-      <w:r>
-        <w:rPr>
-          <w:sz w:val="22"/>
-          <w:szCs w:val="22"/>
-        </w:rPr>
-        <w:t xml:space="preserve">• Listing text: store/listing.md.</w:t>
-      </w:r>
-    </w:p>
-    <w:p>
-      <w:pPr>
-        <w:spacing w:before="0" w:after="60"/>
-        <w:ind w:left="360" w:hanging="360"/>
-      </w:pPr>
-      <w:r>
-        <w:rPr>
-          <w:sz w:val="22"/>
-          <w:szCs w:val="22"/>
-        </w:rPr>
-        <w:t xml:space="preserve">• Privacy policy: store/privacy-policy.md (host it publicly first).</w:t>
-      </w:r>
-    </w:p>
-    <w:p>
-      <w:pPr>
-        <w:spacing w:before="0" w:after="60"/>
-        <w:ind w:left="360" w:hanging="360"/>
-      </w:pPr>
-      <w:r>
-        <w:rPr>
-          <w:sz w:val="22"/>
-          <w:szCs w:val="22"/>
-        </w:rPr>
-        <w:t xml:space="preserve">• Privacy/permission answers: store/permissions-and-privacy.md.</w:t>
+        <w:t xml:space="preserve">• Logo (300x300): ui/media/store-logo-300.png.</w:t>
+      </w:r>
+    </w:p>
+    <w:p>
+      <w:pPr>
+        <w:spacing w:before="0" w:after="60"/>
+        <w:ind w:left="360" w:hanging="360"/>
+      </w:pPr>
+      <w:r>
+        <w:rPr>
+          <w:sz w:val="22"/>
+          <w:szCs w:val="22"/>
+        </w:rPr>
+        <w:t xml:space="preserve">• Listing text: ui/store/listing.md.</w:t>
+      </w:r>
+    </w:p>
+    <w:p>
+      <w:pPr>
+        <w:spacing w:before="0" w:after="60"/>
+        <w:ind w:left="360" w:hanging="360"/>
+      </w:pPr>
+      <w:r>
+        <w:rPr>
+          <w:sz w:val="22"/>
+          <w:szCs w:val="22"/>
+        </w:rPr>
+        <w:t xml:space="preserve">• Privacy policy: ui/store/privacy-policy.md (host it publicly first).</w:t>
+      </w:r>
+    </w:p>
+    <w:p>
+      <w:pPr>
+        <w:spacing w:before="0" w:after="60"/>
+        <w:ind w:left="360" w:hanging="360"/>
+      </w:pPr>
+      <w:r>
+        <w:rPr>
+          <w:sz w:val="22"/>
+          <w:szCs w:val="22"/>
+        </w:rPr>
+        <w:t xml:space="preserve">• Privacy/permission answers: ui/store/permissions-and-privacy.md.</w:t>
       </w:r>
     </w:p>
     <w:p>
@@ -391,7 +391,7 @@
           <w:sz w:val="22"/>
           <w:szCs w:val="22"/>
         </w:rPr>
-        <w:t xml:space="preserve">• Privacy (paste from store/permissions-and-privacy.md)</w:t>
+        <w:t xml:space="preserve">• Privacy (paste from ui/store/permissions-and-privacy.md)</w:t>
       </w:r>
     </w:p>
     <w:p>
@@ -456,7 +456,7 @@
           <w:sz w:val="22"/>
           <w:szCs w:val="22"/>
         </w:rPr>
-        <w:t xml:space="preserve">– Privacy policy URL: paste the public URL of store/privacy-policy.md</w:t>
+        <w:t xml:space="preserve">– Privacy policy URL: paste the public URL of ui/store/privacy-policy.md</w:t>
       </w:r>
     </w:p>
     <w:p>
@@ -487,20 +487,20 @@
           <w:sz w:val="22"/>
           <w:szCs w:val="22"/>
         </w:rPr>
-        <w:t xml:space="preserve">– Extension logo: upload media/store-logo-300.png</w:t>
-      </w:r>
-    </w:p>
-    <w:p>
-      <w:pPr>
-        <w:spacing w:before="0" w:after="60"/>
-        <w:ind w:left="720" w:hanging="360"/>
-      </w:pPr>
-      <w:r>
-        <w:rPr>
-          <w:sz w:val="22"/>
-          <w:szCs w:val="22"/>
-        </w:rPr>
-        <w:t xml:space="preserve">– Description: paste from store/listing.md (min 250 chars)</w:t>
+        <w:t xml:space="preserve">– Extension logo: upload ui/media/store-logo-300.png</w:t>
+      </w:r>
+    </w:p>
+    <w:p>
+      <w:pPr>
+        <w:spacing w:before="0" w:after="60"/>
+        <w:ind w:left="720" w:hanging="360"/>
+      </w:pPr>
+      <w:r>
+        <w:rPr>
+          <w:sz w:val="22"/>
+          <w:szCs w:val="22"/>
+        </w:rPr>
+        <w:t xml:space="preserve">– Description: paste from ui/store/listing.md (min 250 chars)</w:t>
       </w:r>
     </w:p>
     <w:p>
